--- a/qiminyaosu/ralph/生产稿_600/04_养身/现代齐民要术_04-10-3_日常起身、提物、爬楼，背后需要哪些基础能力_生产稿.docx
+++ b/qiminyaosu/ralph/生产稿_600/04_养身/现代齐民要术_04-10-3_日常起身、提物、爬楼，背后需要哪些基础能力_生产稿.docx
@@ -725,13 +725,7 @@
     </w:p>
     <w:p>
       <w:r>
-        <w:rPr>
-          <w:b/>
-        </w:rPr>
-        <w:t>START_FRAME：</w:t>
-      </w:r>
-      <w:r>
-        <w:t>现代中国家庭日常起居场景：简洁人体示意与真实生活行为并置，光线柔和；主体与开头相扣。</w:t>
+        <w:t>START_FRAME（首帧·五锁）：同一养身空间近景：人体动作/生活用品居中，日常起居空间环境清晰，柔和室内自然光，构图以日常起身、提物、爬楼，背后需要哪些基础能力对应的冲突对象为主体。</w:t>
       </w:r>
     </w:p>
     <w:p>
@@ -769,13 +763,7 @@
     </w:p>
     <w:p>
       <w:r>
-        <w:rPr>
-          <w:b/>
-        </w:rPr>
-        <w:t>END_FRAME：</w:t>
-      </w:r>
-      <w:r>
-        <w:t>稳定停在可桥接的尾帧，作下一镜首帧。</w:t>
+        <w:t>END_FRAME（尾帧·五锁）：镜头稳定停在养身空间的一个清晰物件/结构上（人体动作/生活用品，柔和室内自然光），形态位置与下一镜首帧一致，作桥接帧。</w:t>
       </w:r>
     </w:p>
     <w:p>
@@ -818,7 +806,10 @@
     </w:p>
     <w:p>
       <w:r>
-        <w:t>9:16 竖屏，高级半写实 3D/2.5D 现代家庭科学动画。现代中国家庭日常起居场景：简洁人体示意与真实生活行为并置，光线柔和。0—3s 引入「日常起身、提物、爬楼，背后需要哪些基础能力」主视觉事件；3—7s 演示/讲解机制与操作；7—10s 收束停在尾帧。无中文文字/字幕/Logo/水印；保持同一光线与镜头空间；无伪实验/伪专家；不出现可读数字表格。</w:t>
+        <w:rPr>
+          <w:b w:val="0"/>
+        </w:rPr>
+        <w:t>9:16 竖屏，高级半写实 3D/2.5D 现代家庭科学动画。现代中国家庭日常起居：简洁人体示意与真实生活行为并置，光线柔和自然。本镜主题「日常起身、提物、爬楼，背后需要哪些基础能力」（母题变量：成年人需要基本肌力与功能能力、力量训练并非等于健美、动作质量、渐进和恢复、慢病/疼痛人群需专业指导）。0—3s：放大冲突/常见错误，前1-3秒制造留存；3—7s：用连续镜头把机制或做法讲透；7—10s：收束停在悬念、判断点。本段用连续的步骤动作推进，镜头跟随手部或物件。动画风格借用：日常行为对比 / 简洁人体示意 / 时间节律 / 姿势动作变化。镜头最后稳定帧直接作为下一镜首帧。。无中文文字/字幕/Logo/水印/名牌；不改变衣服/材质/产品外观颜色；不出现可读数字表格；不做伪实景/伪医生/伪检测画面。</w:t>
       </w:r>
     </w:p>
     <w:p/>
@@ -865,13 +856,7 @@
     </w:p>
     <w:p>
       <w:r>
-        <w:rPr>
-          <w:b/>
-        </w:rPr>
-        <w:t>START_FRAME：</w:t>
-      </w:r>
-      <w:r>
-        <w:t>现代中国家庭日常起居场景：简洁人体示意与真实生活行为并置，光线柔和；主体与开头相扣。</w:t>
+        <w:t>START_FRAME（首帧·五锁）：自上一镜尾帧继承：人体动作/生活用品保持相同形态/材质/位置，柔和室内自然光，构图连续（五锁）。</w:t>
       </w:r>
     </w:p>
     <w:p>
@@ -909,13 +894,7 @@
     </w:p>
     <w:p>
       <w:r>
-        <w:rPr>
-          <w:b/>
-        </w:rPr>
-        <w:t>END_FRAME：</w:t>
-      </w:r>
-      <w:r>
-        <w:t>稳定停在可桥接的尾帧，作下一镜首帧。</w:t>
+        <w:t>END_FRAME（尾帧·五锁）：镜头稳定停在养身空间的一个清晰物件/结构上（人体动作/生活用品，柔和室内自然光），形态位置与下一镜首帧一致，作桥接帧。</w:t>
       </w:r>
     </w:p>
     <w:p>
@@ -958,7 +937,10 @@
     </w:p>
     <w:p>
       <w:r>
-        <w:t>9:16 竖屏，高级半写实 3D/2.5D 现代家庭科学动画。现代中国家庭日常起居场景：简洁人体示意与真实生活行为并置，光线柔和。0—3s 引入「日常起身、提物、爬楼，背后需要哪些基础能力」主视觉事件；3—7s 演示/讲解机制与操作；7—10s 收束停在尾帧。无中文文字/字幕/Logo/水印；保持同一光线与镜头空间；无伪实验/伪专家；不出现可读数字表格。</w:t>
+        <w:rPr>
+          <w:b w:val="0"/>
+        </w:rPr>
+        <w:t>9:16 竖屏，高级半写实 3D/2.5D 现代家庭科学动画。现代中国家庭日常起居：简洁人体示意与真实生活行为并置，光线柔和自然。本镜主题「日常起身、提物、爬楼，背后需要哪些基础能力」（母题变量：成年人需要基本肌力与功能能力、力量训练并非等于健美、动作质量、渐进和恢复、慢病/疼痛人群需专业指导）。0—3s：从日常画面进入微观/剖面/透视；3—7s：用粒子、流动、结构示意表现机制；7—10s：从示意回到现实并落点。本段用连续的步骤动作推进，镜头跟随手部或物件。动画风格借用：日常行为对比 / 简洁人体示意 / 时间节律 / 姿势动作变化。镜头最后稳定帧直接作为下一镜首帧。。无中文文字/字幕/Logo/水印/名牌；不改变衣服/材质/产品外观颜色；不出现可读数字表格；不做伪实景/伪医生/伪检测画面。</w:t>
       </w:r>
     </w:p>
     <w:p/>
@@ -1005,13 +987,7 @@
     </w:p>
     <w:p>
       <w:r>
-        <w:rPr>
-          <w:b/>
-        </w:rPr>
-        <w:t>START_FRAME：</w:t>
-      </w:r>
-      <w:r>
-        <w:t>现代中国家庭日常起居场景：简洁人体示意与真实生活行为并置，光线柔和；主体与开头相扣。</w:t>
+        <w:t>START_FRAME（首帧·五锁）：自上一镜尾帧继承：人体动作/生活用品保持相同形态/材质/位置，柔和室内自然光，构图连续（五锁）。</w:t>
       </w:r>
     </w:p>
     <w:p>
@@ -1049,13 +1025,7 @@
     </w:p>
     <w:p>
       <w:r>
-        <w:rPr>
-          <w:b/>
-        </w:rPr>
-        <w:t>END_FRAME：</w:t>
-      </w:r>
-      <w:r>
-        <w:t>稳定停在可桥接的尾帧，作下一镜首帧。</w:t>
+        <w:t>END_FRAME（尾帧·五锁）：镜头稳定停在养身空间完成态（人体动作/生活用品，柔和室内自然光），画面右下留出供后期放品牌/片尾。</w:t>
       </w:r>
     </w:p>
     <w:p>
@@ -1098,7 +1068,10 @@
     </w:p>
     <w:p>
       <w:r>
-        <w:t>9:16 竖屏，高级半写实 3D/2.5D 现代家庭科学动画。现代中国家庭日常起居场景：简洁人体示意与真实生活行为并置，光线柔和。0—3s 引入「日常起身、提物、爬楼，背后需要哪些基础能力」主视觉事件；3—7s 演示/讲解机制与操作；7—10s 收束停在尾帧。无中文文字/字幕/Logo/水印；保持同一光线与镜头空间；无伪实验/伪专家；不出现可读数字表格。</w:t>
+        <w:rPr>
+          <w:b w:val="0"/>
+        </w:rPr>
+        <w:t>9:16 竖屏，高级半写实 3D/2.5D 现代家庭科学动画。现代中国家庭日常起居：简洁人体示意与真实生活行为并置，光线柔和自然。本镜主题「日常起身、提物、爬楼，背后需要哪些基础能力」（母题变量：成年人需要基本肌力与功能能力、力量训练并非等于健美、动作质量、渐进和恢复、慢病/疼痛人群需专业指导）。0—3s：固定出错对象，给出步骤起点；3—7s：镜头跟随手或物件依序完成动作；7—10s：停在正确完成的结果。本段用连续的步骤动作推进，镜头跟随手部或物件。动画风格借用：日常行为对比 / 简洁人体示意 / 时间节律 / 姿势动作变化。末尾稳定停帧，右下留出供后期加品牌/片尾。。无中文文字/字幕/Logo/水印/名牌；不改变衣服/材质/产品外观颜色；不出现可读数字表格；不做伪实景/伪医生/伪检测画面。</w:t>
       </w:r>
     </w:p>
     <w:p/>
